--- a/backend/src/main/resources/templates/documents/Contrat_CDD_modele.docx
+++ b/backend/src/main/resources/templates/documents/Contrat_CDD_modele.docx
@@ -8,15 +8,27 @@
         <w:jc w:val="center"/>
         <w:tblLayout w:type="fixed"/>
         <w:tblLook w:firstColumn="1" w:firstRow="1" w:lastColumn="0" w:lastRow="0" w:noHBand="0" w:noVBand="1" w:val="04A0"/>
+        <w:tblBorders>
+          <w:top w:val="single" w:sz="4" w:color="D9D9D9"/>
+          <w:left w:val="single" w:sz="4" w:color="D9D9D9"/>
+          <w:bottom w:val="single" w:sz="4" w:color="D9D9D9"/>
+          <w:right w:val="single" w:sz="4" w:color="D9D9D9"/>
+          <w:insideH w:val="single" w:sz="4" w:color="D9D9D9"/>
+          <w:insideV w:val="single" w:sz="4" w:color="D9D9D9"/>
+        </w:tblBorders>
       </w:tblPr>
       <w:tblGrid>
-        <w:gridCol w:w="2381"/>
-        <w:gridCol w:w="7087"/>
+        <w:gridCol w:w="1531"/>
+        <w:gridCol w:w="8107"/>
       </w:tblGrid>
       <w:tr>
+        <w:trPr>
+          <w:cantSplit/>
+          <w:cantSplit/>
+        </w:trPr>
         <w:tc>
           <w:tcPr>
-            <w:tcW w:type="dxa" w:w="2381"/>
+            <w:tcW w:type="dxa" w:w="1531"/>
             <w:vAlign w:val="center"/>
             <w:tcBorders>
               <w:top w:val="single" w:sz="6" w:color="B7B7B7"/>
@@ -24,23 +36,57 @@
               <w:bottom w:val="single" w:sz="6" w:color="B7B7B7"/>
               <w:right w:val="single" w:sz="6" w:color="B7B7B7"/>
             </w:tcBorders>
+            <w:tcMar>
+              <w:top w:w="150" w:type="dxa"/>
+              <w:left w:w="150" w:type="dxa"/>
+              <w:bottom w:w="150" w:type="dxa"/>
+              <w:right w:w="150" w:type="dxa"/>
+            </w:tcMar>
           </w:tcPr>
           <w:p>
             <w:pPr>
               <w:jc w:val="center"/>
             </w:pPr>
+            <w:r/>
             <w:r>
-              <w:rPr>
-                <w:b/>
-                <w:sz w:val="20"/>
-              </w:rPr>
-              <w:t>[EMPLACEMENT LOGO]</w:t>
+              <w:drawing>
+                <wp:inline xmlns:a="http://schemas.openxmlformats.org/drawingml/2006/main" xmlns:pic="http://schemas.openxmlformats.org/drawingml/2006/picture">
+                  <wp:extent cx="756000" cy="894631"/>
+                  <wp:docPr id="1" name="Picture 1"/>
+                  <wp:cNvGraphicFramePr>
+                    <a:graphicFrameLocks noChangeAspect="1"/>
+                  </wp:cNvGraphicFramePr>
+                  <a:graphic>
+                    <a:graphicData uri="http://schemas.openxmlformats.org/drawingml/2006/picture">
+                      <pic:pic>
+                        <pic:nvPicPr>
+                          <pic:cNvPr id="0" name="GLX_LOGO.jpg"/>
+                          <pic:cNvPicPr/>
+                        </pic:nvPicPr>
+                        <pic:blipFill>
+                          <a:blip r:embed="rId10"/>
+                          <a:stretch>
+                            <a:fillRect/>
+                          </a:stretch>
+                        </pic:blipFill>
+                        <pic:spPr>
+                          <a:xfrm>
+                            <a:off x="0" y="0"/>
+                            <a:ext cx="756000" cy="894631"/>
+                          </a:xfrm>
+                          <a:prstGeom prst="rect"/>
+                        </pic:spPr>
+                      </pic:pic>
+                    </a:graphicData>
+                  </a:graphic>
+                </wp:inline>
+              </w:drawing>
             </w:r>
           </w:p>
         </w:tc>
         <w:tc>
           <w:tcPr>
-            <w:tcW w:type="dxa" w:w="7087"/>
+            <w:tcW w:type="dxa" w:w="8107"/>
             <w:vAlign w:val="center"/>
             <w:tcBorders>
               <w:top w:val="single" w:sz="6" w:color="B7B7B7"/>
@@ -48,612 +94,910 @@
               <w:bottom w:val="single" w:sz="6" w:color="B7B7B7"/>
               <w:right w:val="single" w:sz="6" w:color="B7B7B7"/>
             </w:tcBorders>
+            <w:tcMar>
+              <w:top w:w="150" w:type="dxa"/>
+              <w:left w:w="150" w:type="dxa"/>
+              <w:bottom w:w="150" w:type="dxa"/>
+              <w:right w:w="150" w:type="dxa"/>
+            </w:tcMar>
           </w:tcPr>
           <w:p>
             <w:pPr>
-              <w:jc w:val="center"/>
+              <w:spacing w:after="40"/>
             </w:pPr>
+            <w:r/>
             <w:r>
               <w:rPr>
                 <w:b/>
                 <w:sz w:val="24"/>
               </w:rPr>
               <w:t>{{ENTREPRISE_NOM}}</w:t>
-              <w:br/>
             </w:r>
+          </w:p>
+          <w:p>
+            <w:pPr>
+              <w:spacing w:after="40"/>
+            </w:pPr>
             <w:r>
-              <w:t>NIF : {{ENTREPRISE_NIF}}   |   STAT : {{ENTREPRISE_STAT}}</w:t>
-              <w:br/>
+              <w:rPr>
+                <w:b w:val="0"/>
+                <w:sz w:val="18"/>
+              </w:rPr>
+              <w:t>Adresse : {{ENTREPRISE_ADRESSE}}</w:t>
             </w:r>
+          </w:p>
+          <w:p>
+            <w:pPr>
+              <w:spacing w:after="40"/>
+            </w:pPr>
+            <w:r>
+              <w:rPr>
+                <w:b w:val="0"/>
+                <w:sz w:val="18"/>
+              </w:rPr>
+              <w:t>NIF : {{ENTREPRISE_NIF}}</w:t>
+            </w:r>
+          </w:p>
+          <w:p>
+            <w:pPr>
+              <w:spacing w:after="40"/>
+            </w:pPr>
+            <w:r>
+              <w:rPr>
+                <w:b w:val="0"/>
+                <w:sz w:val="18"/>
+              </w:rPr>
+              <w:t>STAT : {{ENTREPRISE_STAT}}</w:t>
+            </w:r>
+          </w:p>
+          <w:p>
+            <w:pPr/>
             <w:r>
               <w:t>RCS : {{ENTREPRISE_RCS}}</w:t>
-              <w:br/>
-            </w:r>
-            <w:r>
-              <w:t>Adresse : {{ENTREPRISE_ADRESSE}}</w:t>
             </w:r>
           </w:p>
         </w:tc>
       </w:tr>
     </w:tbl>
-    <w:p/>
     <w:p>
       <w:pPr>
-        <w:pStyle w:val="ContractTitle"/>
+        <w:pStyle w:val="Title"/>
+        <w:keepLines/>
+        <w:spacing w:before="320" w:after="100"/>
+        <w:jc w:val="left"/>
       </w:pPr>
       <w:r>
-        <w:t>CONTRAT À DURÉE DÉTERMINÉE (CDD)</w:t>
+        <w:t>Contrat de travail à durée déterminée</w:t>
       </w:r>
     </w:p>
     <w:p>
       <w:pPr>
-        <w:jc w:val="center"/>
+        <w:keepLines/>
+        <w:spacing w:after="120"/>
+        <w:jc w:val="left"/>
       </w:pPr>
       <w:r>
         <w:rPr>
-          <w:b/>
+          <w:rFonts w:ascii="Calibri" w:hAnsi="Calibri"/>
+          <w:b w:val="0"/>
+          <w:i w:val="0"/>
+          <w:color w:val="000000"/>
+          <w:sz w:val="20"/>
         </w:rPr>
         <w:t>N° {{CONTRAT_NUMERO}}</w:t>
       </w:r>
     </w:p>
     <w:p>
       <w:pPr>
-        <w:jc w:val="center"/>
+        <w:keepLines/>
+        <w:spacing w:after="200"/>
+        <w:jc w:val="left"/>
       </w:pPr>
       <w:r>
         <w:rPr>
           <w:i/>
-          <w:sz w:val="16"/>
+          <w:sz w:val="18"/>
         </w:rPr>
-        <w:t>MODÈLE INTERNE À VALIDER PAR LA DAF/RH AVANT UTILISATION OFFICIELLE</w:t>
+        <w:t>Canevas interne — clauses à valider par la DAF/RH avant signature.</w:t>
       </w:r>
     </w:p>
     <w:p>
       <w:pPr>
+        <w:pStyle w:val="Heading1"/>
+        <w:keepLines/>
         <w:spacing w:before="180" w:after="80"/>
       </w:pPr>
       <w:r>
-        <w:rPr>
-          <w:b/>
-          <w:sz w:val="22"/>
-        </w:rPr>
-        <w:t>1. IDENTIFICATION DES PARTIES</w:t>
+        <w:t>1 Identification des parties</w:t>
       </w:r>
     </w:p>
     <w:p>
       <w:pPr>
+        <w:keepLines/>
         <w:spacing w:after="60"/>
       </w:pPr>
       <w:r>
         <w:rPr>
-          <w:b/>
+          <w:rFonts w:ascii="Calibri" w:hAnsi="Calibri"/>
+          <w:b w:val="0"/>
+          <w:i w:val="0"/>
+          <w:color w:val="000000"/>
         </w:rPr>
         <w:t xml:space="preserve">Employeur : </w:t>
       </w:r>
       <w:r>
+        <w:rPr>
+          <w:rFonts w:ascii="Calibri" w:hAnsi="Calibri"/>
+          <w:b w:val="0"/>
+          <w:i w:val="0"/>
+          <w:color w:val="000000"/>
+        </w:rPr>
         <w:t>{{ENTREPRISE_NOM}}</w:t>
       </w:r>
     </w:p>
     <w:p>
       <w:pPr>
+        <w:keepLines/>
         <w:spacing w:after="60"/>
       </w:pPr>
       <w:r>
         <w:rPr>
-          <w:b/>
+          <w:rFonts w:ascii="Calibri" w:hAnsi="Calibri"/>
+          <w:b w:val="0"/>
+          <w:i w:val="0"/>
+          <w:color w:val="000000"/>
         </w:rPr>
         <w:t xml:space="preserve">Représenté par : </w:t>
       </w:r>
       <w:r>
+        <w:rPr>
+          <w:rFonts w:ascii="Calibri" w:hAnsi="Calibri"/>
+          <w:b w:val="0"/>
+          <w:i w:val="0"/>
+          <w:color w:val="000000"/>
+        </w:rPr>
         <w:t>{{SIGNATAIRE_NOM}} — {{SIGNATAIRE_FONCTION}}</w:t>
       </w:r>
     </w:p>
     <w:p>
       <w:pPr>
+        <w:keepLines/>
         <w:spacing w:after="60"/>
       </w:pPr>
       <w:r>
         <w:rPr>
-          <w:b/>
+          <w:rFonts w:ascii="Calibri" w:hAnsi="Calibri"/>
+          <w:b w:val="0"/>
+          <w:i w:val="0"/>
+          <w:color w:val="000000"/>
         </w:rPr>
         <w:t xml:space="preserve">Salarié : </w:t>
       </w:r>
       <w:r>
+        <w:rPr>
+          <w:rFonts w:ascii="Calibri" w:hAnsi="Calibri"/>
+          <w:b w:val="0"/>
+          <w:i w:val="0"/>
+          <w:color w:val="000000"/>
+        </w:rPr>
         <w:t>{{EMPLOYE_NOM_COMPLET}}</w:t>
       </w:r>
     </w:p>
     <w:p>
       <w:pPr>
+        <w:keepLines/>
         <w:spacing w:after="60"/>
       </w:pPr>
       <w:r>
         <w:rPr>
-          <w:b/>
+          <w:rFonts w:ascii="Calibri" w:hAnsi="Calibri"/>
+          <w:b w:val="0"/>
+          <w:i w:val="0"/>
+          <w:color w:val="000000"/>
         </w:rPr>
         <w:t xml:space="preserve">Matricule : </w:t>
       </w:r>
       <w:r>
+        <w:rPr>
+          <w:rFonts w:ascii="Calibri" w:hAnsi="Calibri"/>
+          <w:b w:val="0"/>
+          <w:i w:val="0"/>
+          <w:color w:val="000000"/>
+        </w:rPr>
         <w:t>{{EMPLOYE_MATRICULE}}</w:t>
       </w:r>
     </w:p>
     <w:p>
       <w:pPr>
+        <w:keepLines/>
         <w:spacing w:after="60"/>
       </w:pPr>
       <w:r>
         <w:rPr>
-          <w:b/>
+          <w:rFonts w:ascii="Calibri" w:hAnsi="Calibri"/>
+          <w:b w:val="0"/>
+          <w:i w:val="0"/>
+          <w:color w:val="000000"/>
         </w:rPr>
         <w:t xml:space="preserve">Né(e) le : </w:t>
       </w:r>
       <w:r>
+        <w:rPr>
+          <w:rFonts w:ascii="Calibri" w:hAnsi="Calibri"/>
+          <w:b w:val="0"/>
+          <w:i w:val="0"/>
+          <w:color w:val="000000"/>
+        </w:rPr>
         <w:t>{{EMPLOYE_DATE_NAISSANCE}} à {{EMPLOYE_LIEU_NAISSANCE}}</w:t>
       </w:r>
     </w:p>
     <w:p>
       <w:pPr>
+        <w:keepLines/>
         <w:spacing w:after="60"/>
       </w:pPr>
       <w:r>
         <w:rPr>
-          <w:b/>
+          <w:rFonts w:ascii="Calibri" w:hAnsi="Calibri"/>
+          <w:b w:val="0"/>
+          <w:i w:val="0"/>
+          <w:color w:val="000000"/>
         </w:rPr>
         <w:t xml:space="preserve">CIN : </w:t>
       </w:r>
       <w:r>
+        <w:rPr>
+          <w:rFonts w:ascii="Calibri" w:hAnsi="Calibri"/>
+          <w:b w:val="0"/>
+          <w:i w:val="0"/>
+          <w:color w:val="000000"/>
+        </w:rPr>
         <w:t>{{EMPLOYE_CIN}} — {{EMPLOYE_CIN_DELIVRANCE}}</w:t>
       </w:r>
     </w:p>
     <w:p>
       <w:pPr>
+        <w:keepLines/>
         <w:spacing w:after="60"/>
       </w:pPr>
       <w:r>
         <w:rPr>
-          <w:b/>
+          <w:rFonts w:ascii="Calibri" w:hAnsi="Calibri"/>
+          <w:b w:val="0"/>
+          <w:i w:val="0"/>
+          <w:color w:val="000000"/>
         </w:rPr>
         <w:t xml:space="preserve">Adresse : </w:t>
       </w:r>
       <w:r>
+        <w:rPr>
+          <w:rFonts w:ascii="Calibri" w:hAnsi="Calibri"/>
+          <w:b w:val="0"/>
+          <w:i w:val="0"/>
+          <w:color w:val="000000"/>
+        </w:rPr>
         <w:t>{{EMPLOYE_ADRESSE}}</w:t>
       </w:r>
     </w:p>
     <w:p>
       <w:pPr>
+        <w:pStyle w:val="Heading1"/>
+        <w:keepLines/>
         <w:spacing w:before="180" w:after="80"/>
       </w:pPr>
       <w:r>
-        <w:rPr>
-          <w:b/>
-          <w:sz w:val="22"/>
-        </w:rPr>
-        <w:t>2. OBJET ET FONCTION</w:t>
+        <w:t>2 Objet et fonction</w:t>
       </w:r>
     </w:p>
     <w:p>
       <w:pPr>
+        <w:keepLines/>
         <w:spacing w:after="60"/>
       </w:pPr>
       <w:r>
         <w:rPr>
-          <w:b/>
+          <w:rFonts w:ascii="Calibri" w:hAnsi="Calibri"/>
+          <w:b w:val="0"/>
+          <w:i w:val="0"/>
+          <w:color w:val="000000"/>
         </w:rPr>
         <w:t xml:space="preserve">Fonction / poste : </w:t>
       </w:r>
       <w:r>
+        <w:rPr>
+          <w:rFonts w:ascii="Calibri" w:hAnsi="Calibri"/>
+          <w:b w:val="0"/>
+          <w:i w:val="0"/>
+          <w:color w:val="000000"/>
+        </w:rPr>
         <w:t>{{POSTE_FONCTION}}</w:t>
       </w:r>
     </w:p>
     <w:p>
       <w:pPr>
+        <w:keepLines/>
         <w:spacing w:after="60"/>
       </w:pPr>
       <w:r>
         <w:rPr>
-          <w:b/>
+          <w:rFonts w:ascii="Calibri" w:hAnsi="Calibri"/>
+          <w:b w:val="0"/>
+          <w:i w:val="0"/>
+          <w:color w:val="000000"/>
         </w:rPr>
         <w:t xml:space="preserve">Département : </w:t>
       </w:r>
       <w:r>
+        <w:rPr>
+          <w:rFonts w:ascii="Calibri" w:hAnsi="Calibri"/>
+          <w:b w:val="0"/>
+          <w:i w:val="0"/>
+          <w:color w:val="000000"/>
+        </w:rPr>
         <w:t>{{POSTE_DEPARTEMENT}}</w:t>
       </w:r>
     </w:p>
     <w:p>
       <w:pPr>
+        <w:keepLines/>
         <w:spacing w:after="60"/>
       </w:pPr>
       <w:r>
         <w:rPr>
-          <w:b/>
+          <w:rFonts w:ascii="Calibri" w:hAnsi="Calibri"/>
+          <w:b w:val="0"/>
+          <w:i w:val="0"/>
+          <w:color w:val="000000"/>
         </w:rPr>
         <w:t xml:space="preserve">Service : </w:t>
       </w:r>
       <w:r>
+        <w:rPr>
+          <w:rFonts w:ascii="Calibri" w:hAnsi="Calibri"/>
+          <w:b w:val="0"/>
+          <w:i w:val="0"/>
+          <w:color w:val="000000"/>
+        </w:rPr>
         <w:t>{{POSTE_SERVICE}}</w:t>
       </w:r>
     </w:p>
     <w:p>
       <w:pPr>
+        <w:keepLines/>
         <w:spacing w:after="60"/>
       </w:pPr>
       <w:r>
         <w:rPr>
-          <w:b/>
+          <w:rFonts w:ascii="Calibri" w:hAnsi="Calibri"/>
+          <w:b w:val="0"/>
+          <w:i w:val="0"/>
+          <w:color w:val="000000"/>
         </w:rPr>
         <w:t xml:space="preserve">Site d'affectation : </w:t>
       </w:r>
       <w:r>
+        <w:rPr>
+          <w:rFonts w:ascii="Calibri" w:hAnsi="Calibri"/>
+          <w:b w:val="0"/>
+          <w:i w:val="0"/>
+          <w:color w:val="000000"/>
+        </w:rPr>
         <w:t>{{POSTE_SITE}}</w:t>
       </w:r>
     </w:p>
     <w:p>
       <w:pPr>
+        <w:keepLines/>
         <w:spacing w:after="60"/>
       </w:pPr>
       <w:r>
         <w:rPr>
-          <w:b/>
+          <w:rFonts w:ascii="Calibri" w:hAnsi="Calibri"/>
+          <w:b w:val="0"/>
+          <w:i w:val="0"/>
+          <w:color w:val="000000"/>
         </w:rPr>
         <w:t xml:space="preserve">Catégorie professionnelle : </w:t>
       </w:r>
       <w:r>
+        <w:rPr>
+          <w:rFonts w:ascii="Calibri" w:hAnsi="Calibri"/>
+          <w:b w:val="0"/>
+          <w:i w:val="0"/>
+          <w:color w:val="000000"/>
+        </w:rPr>
         <w:t>{{POSTE_CATEGORIE}}</w:t>
       </w:r>
     </w:p>
     <w:p>
       <w:pPr>
-        <w:spacing w:after="60"/>
-      </w:pPr>
-      <w:r>
-        <w:rPr>
-          <w:b/>
-        </w:rPr>
-        <w:t xml:space="preserve">Responsable hiérarchique : </w:t>
-      </w:r>
-      <w:r>
-        <w:t>{{POSTE_SUPERIEUR}}</w:t>
-      </w:r>
-    </w:p>
-    <w:p>
-      <w:pPr>
-        <w:spacing w:after="100"/>
+        <w:keepLines/>
+        <w:spacing w:after="100" w:before="60"/>
         <w:ind w:left="227"/>
       </w:pPr>
       <w:r>
         <w:rPr>
+          <w:rFonts w:ascii="Calibri" w:hAnsi="Calibri"/>
+          <w:b w:val="0"/>
           <w:i/>
+          <w:color w:val="000000"/>
+          <w:sz w:val="19"/>
         </w:rPr>
         <w:t>[Insérer ici la description validée du poste, des missions et responsabilités.]</w:t>
       </w:r>
     </w:p>
     <w:p>
       <w:pPr>
+        <w:pStyle w:val="Heading1"/>
+        <w:keepLines/>
         <w:spacing w:before="180" w:after="80"/>
       </w:pPr>
       <w:r>
-        <w:rPr>
-          <w:b/>
-          <w:sz w:val="22"/>
-        </w:rPr>
-        <w:t>3. DURÉE ET PRISE D'EFFET</w:t>
+        <w:t>3 Durée et prise d'effet</w:t>
       </w:r>
     </w:p>
     <w:p>
       <w:pPr>
+        <w:keepLines/>
         <w:spacing w:after="60"/>
       </w:pPr>
       <w:r>
         <w:rPr>
-          <w:b/>
+          <w:rFonts w:ascii="Calibri" w:hAnsi="Calibri"/>
+          <w:b w:val="0"/>
+          <w:i w:val="0"/>
+          <w:color w:val="000000"/>
         </w:rPr>
         <w:t xml:space="preserve">Date de début : </w:t>
       </w:r>
       <w:r>
+        <w:rPr>
+          <w:rFonts w:ascii="Calibri" w:hAnsi="Calibri"/>
+          <w:b w:val="0"/>
+          <w:i w:val="0"/>
+          <w:color w:val="000000"/>
+        </w:rPr>
         <w:t>{{CONTRAT_DATE_DEBUT}}</w:t>
       </w:r>
     </w:p>
     <w:p>
       <w:pPr>
+        <w:keepLines/>
         <w:spacing w:after="60"/>
       </w:pPr>
       <w:r>
         <w:rPr>
-          <w:b/>
+          <w:rFonts w:ascii="Calibri" w:hAnsi="Calibri"/>
+          <w:b w:val="0"/>
+          <w:i w:val="0"/>
+          <w:color w:val="000000"/>
         </w:rPr>
         <w:t xml:space="preserve">Date de fin : </w:t>
       </w:r>
       <w:r>
+        <w:rPr>
+          <w:rFonts w:ascii="Calibri" w:hAnsi="Calibri"/>
+          <w:b w:val="0"/>
+          <w:i w:val="0"/>
+          <w:color w:val="000000"/>
+        </w:rPr>
         <w:t>{{CONTRAT_DATE_FIN}}</w:t>
       </w:r>
     </w:p>
     <w:p>
       <w:pPr>
-        <w:spacing w:after="100"/>
+        <w:keepLines/>
+        <w:spacing w:after="100" w:before="60"/>
         <w:ind w:left="227"/>
       </w:pPr>
       <w:r>
         <w:rPr>
+          <w:rFonts w:ascii="Calibri" w:hAnsi="Calibri"/>
+          <w:b w:val="0"/>
           <w:i/>
+          <w:color w:val="000000"/>
+          <w:sz w:val="19"/>
         </w:rPr>
         <w:t>[Motif / justification du CDD à compléter selon le modèle GALAXAM validé.]</w:t>
       </w:r>
     </w:p>
     <w:p>
       <w:pPr>
+        <w:pStyle w:val="Heading1"/>
+        <w:keepLines/>
         <w:spacing w:before="180" w:after="80"/>
       </w:pPr>
       <w:r>
-        <w:rPr>
-          <w:b/>
-          <w:sz w:val="22"/>
-        </w:rPr>
-        <w:t>4. PÉRIODE D'ESSAI</w:t>
+        <w:t>4 Période d'essai</w:t>
       </w:r>
     </w:p>
     <w:p>
       <w:pPr>
+        <w:keepLines/>
         <w:spacing w:after="60"/>
       </w:pPr>
       <w:r>
         <w:rPr>
-          <w:b/>
+          <w:rFonts w:ascii="Calibri" w:hAnsi="Calibri"/>
+          <w:b w:val="0"/>
+          <w:i w:val="0"/>
+          <w:color w:val="000000"/>
         </w:rPr>
         <w:t xml:space="preserve">Durée : </w:t>
       </w:r>
       <w:r>
+        <w:rPr>
+          <w:rFonts w:ascii="Calibri" w:hAnsi="Calibri"/>
+          <w:b w:val="0"/>
+          <w:i w:val="0"/>
+          <w:color w:val="000000"/>
+        </w:rPr>
         <w:t>{{CONTRAT_DUREE_ESSAI}}</w:t>
       </w:r>
     </w:p>
     <w:p>
       <w:pPr>
-        <w:spacing w:after="100"/>
+        <w:keepLines/>
+        <w:spacing w:after="100" w:before="60"/>
         <w:ind w:left="227"/>
       </w:pPr>
       <w:r>
         <w:rPr>
+          <w:rFonts w:ascii="Calibri" w:hAnsi="Calibri"/>
+          <w:b w:val="0"/>
           <w:i/>
+          <w:color w:val="000000"/>
+          <w:sz w:val="19"/>
         </w:rPr>
         <w:t>[Clause de période d'essai à reprendre du modèle validé par la DAF/RH.]</w:t>
       </w:r>
     </w:p>
     <w:p>
       <w:pPr>
-        <w:spacing w:before="180" w:after="80"/>
+        <w:pStyle w:val="Heading1"/>
+        <w:keepLines/>
+        <w:pageBreakBefore/>
+        <w:spacing w:before="0" w:after="80"/>
       </w:pPr>
       <w:r>
-        <w:rPr>
-          <w:b/>
-          <w:sz w:val="22"/>
-        </w:rPr>
-        <w:t>5. RÉMUNÉRATION</w:t>
+        <w:t>5 Rémunération</w:t>
       </w:r>
     </w:p>
     <w:p>
       <w:pPr>
+        <w:keepLines/>
         <w:spacing w:after="60"/>
       </w:pPr>
       <w:r>
         <w:rPr>
-          <w:b/>
+          <w:rFonts w:ascii="Calibri" w:hAnsi="Calibri"/>
+          <w:b w:val="0"/>
+          <w:i w:val="0"/>
+          <w:color w:val="000000"/>
         </w:rPr>
         <w:t xml:space="preserve">Salaire de base : </w:t>
       </w:r>
       <w:r>
+        <w:rPr>
+          <w:rFonts w:ascii="Calibri" w:hAnsi="Calibri"/>
+          <w:b w:val="0"/>
+          <w:i w:val="0"/>
+          <w:color w:val="000000"/>
+        </w:rPr>
         <w:t>{{REMUNERATION_BASE}}</w:t>
       </w:r>
     </w:p>
     <w:p>
       <w:pPr>
+        <w:keepLines/>
         <w:spacing w:after="60"/>
       </w:pPr>
       <w:r>
         <w:rPr>
-          <w:b/>
+          <w:rFonts w:ascii="Calibri" w:hAnsi="Calibri"/>
+          <w:b w:val="0"/>
+          <w:i w:val="0"/>
+          <w:color w:val="000000"/>
         </w:rPr>
         <w:t xml:space="preserve">Mode de calcul : </w:t>
       </w:r>
       <w:r>
+        <w:rPr>
+          <w:rFonts w:ascii="Calibri" w:hAnsi="Calibri"/>
+          <w:b w:val="0"/>
+          <w:i w:val="0"/>
+          <w:color w:val="000000"/>
+        </w:rPr>
         <w:t>{{REMUNERATION_MODE}}</w:t>
       </w:r>
     </w:p>
     <w:p>
       <w:pPr>
-        <w:spacing w:after="100"/>
+        <w:keepLines/>
+        <w:spacing w:after="100" w:before="60"/>
         <w:ind w:left="227"/>
       </w:pPr>
       <w:r>
         <w:rPr>
+          <w:rFonts w:ascii="Calibri" w:hAnsi="Calibri"/>
+          <w:b w:val="0"/>
           <w:i/>
+          <w:color w:val="000000"/>
+          <w:sz w:val="19"/>
         </w:rPr>
         <w:t>[Ajouter ici uniquement les éléments de rémunération et avantages validés pour ce contrat.]</w:t>
       </w:r>
     </w:p>
     <w:p>
       <w:pPr>
+        <w:pStyle w:val="Heading1"/>
+        <w:keepLines/>
         <w:spacing w:before="180" w:after="80"/>
       </w:pPr>
       <w:r>
-        <w:rPr>
-          <w:b/>
-          <w:sz w:val="22"/>
-        </w:rPr>
-        <w:t>6. TEMPS ET LIEU DE TRAVAIL</w:t>
+        <w:t>6 Temps et lieu de travail</w:t>
       </w:r>
     </w:p>
     <w:p>
       <w:pPr>
+        <w:keepLines/>
         <w:spacing w:after="60"/>
       </w:pPr>
       <w:r>
         <w:rPr>
-          <w:b/>
+          <w:rFonts w:ascii="Calibri" w:hAnsi="Calibri"/>
+          <w:b w:val="0"/>
+          <w:i w:val="0"/>
+          <w:color w:val="000000"/>
         </w:rPr>
         <w:t xml:space="preserve">Lieu principal : </w:t>
       </w:r>
       <w:r>
+        <w:rPr>
+          <w:rFonts w:ascii="Calibri" w:hAnsi="Calibri"/>
+          <w:b w:val="0"/>
+          <w:i w:val="0"/>
+          <w:color w:val="000000"/>
+        </w:rPr>
         <w:t>{{POSTE_SITE}}</w:t>
       </w:r>
     </w:p>
     <w:p>
       <w:pPr>
+        <w:keepLines/>
         <w:spacing w:after="60"/>
       </w:pPr>
       <w:r>
         <w:rPr>
-          <w:b/>
+          <w:rFonts w:ascii="Calibri" w:hAnsi="Calibri"/>
+          <w:b w:val="0"/>
+          <w:i w:val="0"/>
+          <w:color w:val="000000"/>
         </w:rPr>
         <w:t xml:space="preserve">Temps de travail : </w:t>
       </w:r>
       <w:r>
+        <w:rPr>
+          <w:rFonts w:ascii="Calibri" w:hAnsi="Calibri"/>
+          <w:b w:val="0"/>
+          <w:i w:val="0"/>
+          <w:color w:val="000000"/>
+        </w:rPr>
         <w:t>{{TEMPS_TRAVAIL}}</w:t>
       </w:r>
     </w:p>
     <w:p>
       <w:pPr>
-        <w:spacing w:after="100"/>
+        <w:keepLines/>
+        <w:spacing w:after="100" w:before="60"/>
         <w:ind w:left="227"/>
       </w:pPr>
       <w:r>
         <w:rPr>
+          <w:rFonts w:ascii="Calibri" w:hAnsi="Calibri"/>
+          <w:b w:val="0"/>
           <w:i/>
+          <w:color w:val="000000"/>
+          <w:sz w:val="19"/>
         </w:rPr>
         <w:t>[Horaires, mobilité ou organisation du travail : clause à valider.]</w:t>
       </w:r>
     </w:p>
     <w:p>
       <w:pPr>
+        <w:pStyle w:val="Heading1"/>
+        <w:keepLines/>
         <w:spacing w:before="180" w:after="80"/>
       </w:pPr>
       <w:r>
-        <w:rPr>
-          <w:b/>
-          <w:sz w:val="22"/>
-        </w:rPr>
-        <w:t>7. OBLIGATIONS ET CONDITIONS GÉNÉRALES</w:t>
+        <w:t>7 Obligations et conditions générales</w:t>
       </w:r>
     </w:p>
     <w:p>
       <w:pPr>
-        <w:spacing w:after="100"/>
+        <w:keepLines/>
+        <w:spacing w:after="100" w:before="60"/>
         <w:ind w:left="227"/>
       </w:pPr>
       <w:r>
         <w:rPr>
+          <w:rFonts w:ascii="Calibri" w:hAnsi="Calibri"/>
+          <w:b w:val="0"/>
           <w:i/>
+          <w:color w:val="000000"/>
+          <w:sz w:val="19"/>
         </w:rPr>
         <w:t>[Insérer ici les clauses validées : confidentialité, règlement intérieur, obligations professionnelles, sécurité, matériel, etc.]</w:t>
       </w:r>
     </w:p>
     <w:p>
       <w:pPr>
+        <w:pStyle w:val="Heading1"/>
+        <w:keepLines/>
         <w:spacing w:before="180" w:after="80"/>
       </w:pPr>
       <w:r>
-        <w:rPr>
-          <w:b/>
-          <w:sz w:val="22"/>
-        </w:rPr>
-        <w:t>8. FIN / RUPTURE DU CONTRAT</w:t>
+        <w:t>8 Fin / rupture du contrat</w:t>
       </w:r>
     </w:p>
     <w:p>
       <w:pPr>
-        <w:spacing w:after="100"/>
+        <w:keepLines/>
+        <w:spacing w:after="100" w:before="60"/>
         <w:ind w:left="227"/>
       </w:pPr>
       <w:r>
         <w:rPr>
+          <w:rFonts w:ascii="Calibri" w:hAnsi="Calibri"/>
+          <w:b w:val="0"/>
           <w:i/>
+          <w:color w:val="000000"/>
+          <w:sz w:val="19"/>
         </w:rPr>
         <w:t>[Insérer ici la clause de fin ou rupture correspondant au type de contrat, validée par la DAF/RH.]</w:t>
       </w:r>
     </w:p>
     <w:p>
       <w:pPr>
+        <w:pStyle w:val="Heading1"/>
+        <w:keepLines/>
         <w:spacing w:before="180" w:after="80"/>
       </w:pPr>
       <w:r>
-        <w:rPr>
-          <w:b/>
-          <w:sz w:val="22"/>
-        </w:rPr>
-        <w:t>SIGNATURES</w:t>
+        <w:t>Signatures</w:t>
       </w:r>
     </w:p>
     <w:p>
       <w:pPr>
+        <w:keepNext/>
+        <w:keepLines/>
         <w:spacing w:after="200"/>
       </w:pPr>
       <w:r>
-        <w:t>Fait à {{SIGNATAIRE_VILLE}}, le {{SIGNATAIRE_DATE}}.</w:t>
+        <w:t>Lieu : {{SIGNATAIRE_VILLE}} — Date : {{SIGNATAIRE_DATE}}</w:t>
       </w:r>
     </w:p>
     <w:tbl>
       <w:tblPr>
         <w:tblW w:type="auto" w:w="0"/>
         <w:jc w:val="center"/>
+        <w:tblLayout w:type="fixed"/>
         <w:tblLook w:firstColumn="1" w:firstRow="1" w:lastColumn="0" w:lastRow="0" w:noHBand="0" w:noVBand="1" w:val="04A0"/>
+        <w:tblBorders>
+          <w:top w:val="single" w:sz="4" w:color="D9D9D9"/>
+          <w:left w:val="single" w:sz="4" w:color="D9D9D9"/>
+          <w:bottom w:val="single" w:sz="4" w:color="D9D9D9"/>
+          <w:right w:val="single" w:sz="4" w:color="D9D9D9"/>
+          <w:insideH w:val="single" w:sz="4" w:color="D9D9D9"/>
+          <w:insideV w:val="single" w:sz="4" w:color="D9D9D9"/>
+        </w:tblBorders>
       </w:tblPr>
       <w:tblGrid>
-        <w:gridCol w:w="4986"/>
-        <w:gridCol w:w="4986"/>
+        <w:gridCol w:w="4819"/>
+        <w:gridCol w:w="4819"/>
       </w:tblGrid>
       <w:tr>
+        <w:trPr>
+          <w:cantSplit/>
+          <w:cantSplit/>
+        </w:trPr>
         <w:tc>
           <w:tcPr>
-            <w:tcW w:type="dxa" w:w="4986"/>
+            <w:tcW w:type="dxa" w:w="4819"/>
             <w:tcBorders>
               <w:top w:val="single" w:sz="4" w:color="D9D9D9"/>
               <w:left w:val="single" w:sz="4" w:color="D9D9D9"/>
               <w:bottom w:val="single" w:sz="4" w:color="D9D9D9"/>
               <w:right w:val="single" w:sz="4" w:color="D9D9D9"/>
             </w:tcBorders>
+            <w:tcMar>
+              <w:top w:w="150" w:type="dxa"/>
+              <w:left w:w="150" w:type="dxa"/>
+              <w:bottom w:w="150" w:type="dxa"/>
+              <w:right w:w="150" w:type="dxa"/>
+            </w:tcMar>
+            <w:vAlign w:val="center"/>
           </w:tcPr>
           <w:p>
             <w:pPr>
-              <w:jc w:val="center"/>
+              <w:spacing w:after="60"/>
+            </w:pPr>
+            <w:r/>
+            <w:r>
+              <w:t>Pour {{ENTREPRISE_NOM}}</w:t>
+            </w:r>
+          </w:p>
+          <w:p>
+            <w:pPr>
+              <w:spacing w:after="60"/>
+            </w:pPr>
+            <w:r>
+              <w:t>{{SIGNATAIRE_NOM}}</w:t>
+            </w:r>
+          </w:p>
+          <w:p>
+            <w:pPr>
+              <w:spacing w:after="60"/>
+            </w:pPr>
+            <w:r>
+              <w:t>{{SIGNATAIRE_FONCTION}}</w:t>
+            </w:r>
+          </w:p>
+          <w:p>
+            <w:pPr>
+              <w:spacing w:before="900"/>
             </w:pPr>
             <w:r>
               <w:rPr>
-                <w:b/>
+                <w:sz w:val="18"/>
               </w:rPr>
-              <w:t>Pour {{ENTREPRISE_NOM}}</w:t>
-              <w:br/>
-              <w:br/>
-              <w:br/>
-              <w:br/>
-            </w:r>
-            <w:r>
-              <w:t>Nom / signature / cachet</w:t>
+              <w:t>Signature et cachet</w:t>
             </w:r>
           </w:p>
         </w:tc>
         <w:tc>
           <w:tcPr>
-            <w:tcW w:type="dxa" w:w="4986"/>
+            <w:tcW w:type="dxa" w:w="4819"/>
             <w:tcBorders>
               <w:top w:val="single" w:sz="4" w:color="D9D9D9"/>
               <w:left w:val="single" w:sz="4" w:color="D9D9D9"/>
               <w:bottom w:val="single" w:sz="4" w:color="D9D9D9"/>
               <w:right w:val="single" w:sz="4" w:color="D9D9D9"/>
             </w:tcBorders>
+            <w:tcMar>
+              <w:top w:w="150" w:type="dxa"/>
+              <w:left w:w="150" w:type="dxa"/>
+              <w:bottom w:w="150" w:type="dxa"/>
+              <w:right w:w="150" w:type="dxa"/>
+            </w:tcMar>
+            <w:vAlign w:val="center"/>
           </w:tcPr>
           <w:p>
             <w:pPr>
-              <w:jc w:val="center"/>
+              <w:spacing w:after="60"/>
+            </w:pPr>
+            <w:r/>
+            <w:r>
+              <w:t>Le salarié</w:t>
+            </w:r>
+          </w:p>
+          <w:p>
+            <w:pPr>
+              <w:spacing w:after="60"/>
+            </w:pPr>
+            <w:r>
+              <w:t>{{EMPLOYE_NOM_COMPLET}}</w:t>
+            </w:r>
+          </w:p>
+          <w:p>
+            <w:pPr>
+              <w:spacing w:before="900"/>
             </w:pPr>
             <w:r>
               <w:rPr>
-                <w:b/>
+                <w:sz w:val="18"/>
               </w:rPr>
-              <w:t>Le salarié</w:t>
-              <w:br/>
-              <w:br/>
-              <w:br/>
-              <w:br/>
-            </w:r>
-            <w:r>
-              <w:t>Nom / signature / cachet</w:t>
+              <w:t>Signature</w:t>
             </w:r>
           </w:p>
         </w:tc>
@@ -661,8 +1005,8 @@
     </w:tbl>
     <w:sectPr>
       <w:footerReference w:type="default" r:id="rId9"/>
-      <w:pgSz w:w="12240" w:h="15840"/>
-      <w:pgMar w:top="850" w:right="1134" w:bottom="850" w:left="1134" w:header="720" w:footer="720" w:gutter="0"/>
+      <w:pgSz w:w="11906" w:h="16838"/>
+      <w:pgMar w:top="964" w:right="1134" w:bottom="964" w:left="1134" w:header="397" w:footer="397" w:gutter="0"/>
       <w:cols w:space="720"/>
       <w:docGrid w:linePitch="360"/>
     </w:sectPr>
@@ -675,15 +1019,26 @@
   <w:p>
     <w:pPr>
       <w:pStyle w:val="Footer"/>
-      <w:jc w:val="center"/>
+      <w:jc w:val="right"/>
     </w:pPr>
     <w:r>
       <w:rPr>
-        <w:i/>
         <w:sz w:val="16"/>
       </w:rPr>
-      <w:t>SIRH GALAXAM — Modèle contractuel interne — À valider avant usage officiel</w:t>
+      <w:t>{{CONTRAT_NUMERO}}  •  Canevas à valider DAF/RH</w:t>
     </w:r>
+    <w:r>
+      <w:rPr>
+        <w:sz w:val="16"/>
+      </w:rPr>
+      <w:t xml:space="preserve">  •  Page </w:t>
+    </w:r>
+    <w:r>
+      <w:rPr>
+        <w:sz w:val="16"/>
+      </w:rPr>
+    </w:r>
+    <w:fldSimple w:instr="PAGE"/>
   </w:p>
 </w:ftr>
 </file>
@@ -1052,10 +1407,11 @@
     <w:qFormat/>
     <w:rsid w:val="00FC693F"/>
     <w:pPr>
-      <w:spacing w:after="80"/>
+      <w:spacing w:after="60" w:line="259" w:lineRule="auto"/>
     </w:pPr>
     <w:rPr>
       <w:rFonts w:ascii="Calibri" w:hAnsi="Calibri"/>
+      <w:color w:val="000000"/>
       <w:sz w:val="21"/>
     </w:rPr>
   </w:style>
@@ -1114,15 +1470,15 @@
     <w:pPr>
       <w:keepNext/>
       <w:keepLines/>
-      <w:spacing w:before="480" w:after="0"/>
+      <w:spacing w:before="240" w:after="120" w:line="259" w:lineRule="auto"/>
       <w:outlineLvl w:val="0"/>
     </w:pPr>
     <w:rPr>
-      <w:rFonts w:asciiTheme="majorHAnsi" w:eastAsiaTheme="majorEastAsia" w:hAnsiTheme="majorHAnsi" w:cstheme="majorBidi"/>
+      <w:rFonts w:asciiTheme="majorHAnsi" w:eastAsiaTheme="majorEastAsia" w:hAnsiTheme="majorHAnsi" w:cstheme="majorBidi" w:ascii="Calibri" w:hAnsi="Calibri"/>
       <w:b/>
       <w:bCs/>
-      <w:color w:val="365F91" w:themeColor="accent1" w:themeShade="BF"/>
-      <w:sz w:val="28"/>
+      <w:color w:val="000000"/>
+      <w:sz w:val="23"/>
       <w:szCs w:val="28"/>
     </w:rPr>
   </w:style>
@@ -1400,18 +1756,16 @@
     <w:qFormat/>
     <w:rsid w:val="00FC693F"/>
     <w:pPr>
-      <w:pBdr>
-        <w:bottom w:val="single" w:sz="8" w:space="4" w:color="4F81BD" w:themeColor="accent1"/>
-      </w:pBdr>
-      <w:spacing w:after="300" w:line="240" w:lineRule="auto"/>
+      <w:spacing w:after="60" w:line="259" w:lineRule="auto"/>
       <w:contextualSpacing/>
     </w:pPr>
     <w:rPr>
-      <w:rFonts w:asciiTheme="majorHAnsi" w:eastAsiaTheme="majorEastAsia" w:hAnsiTheme="majorHAnsi" w:cstheme="majorBidi"/>
-      <w:color w:val="17365D" w:themeColor="text2" w:themeShade="BF"/>
+      <w:rFonts w:asciiTheme="majorHAnsi" w:eastAsiaTheme="majorEastAsia" w:hAnsiTheme="majorHAnsi" w:cstheme="majorBidi" w:ascii="Calibri" w:hAnsi="Calibri"/>
+      <w:b/>
+      <w:color w:val="000000"/>
       <w:spacing w:val="5"/>
       <w:kern w:val="28"/>
-      <w:sz w:val="52"/>
+      <w:sz w:val="40"/>
       <w:szCs w:val="52"/>
     </w:rPr>
   </w:style>
@@ -1887,9 +2241,6 @@
     <w:qFormat/>
     <w:rsid w:val="00FC693F"/>
     <w:pPr>
-      <w:pBdr>
-        <w:bottom w:val="single" w:sz="4" w:space="4" w:color="4F81BD" w:themeColor="accent1"/>
-      </w:pBdr>
       <w:spacing w:before="200" w:after="280"/>
       <w:ind w:left="936" w:right="936"/>
     </w:pPr>

--- a/backend/src/main/resources/templates/documents/Contrat_CDD_modele.docx
+++ b/backend/src/main/resources/templates/documents/Contrat_CDD_modele.docx
@@ -1,6 +1,6 @@
 
 <file path=word/document.xml><?xml version="1.0" encoding="utf-8"?>
-<w:document xmlns:wpc="http://schemas.microsoft.com/office/word/2010/wordprocessingCanvas" xmlns:mo="http://schemas.microsoft.com/office/mac/office/2008/main" xmlns:mc="http://schemas.openxmlformats.org/markup-compatibility/2006" xmlns:mv="urn:schemas-microsoft-com:mac:vml" xmlns:o="urn:schemas-microsoft-com:office:office" xmlns:r="http://schemas.openxmlformats.org/officeDocument/2006/relationships" xmlns:m="http://schemas.openxmlformats.org/officeDocument/2006/math" xmlns:v="urn:schemas-microsoft-com:vml" xmlns:wp14="http://schemas.microsoft.com/office/word/2010/wordprocessingDrawing" xmlns:wp="http://schemas.openxmlformats.org/drawingml/2006/wordprocessingDrawing" xmlns:w10="urn:schemas-microsoft-com:office:word" xmlns:w="http://schemas.openxmlformats.org/wordprocessingml/2006/main" xmlns:w14="http://schemas.microsoft.com/office/word/2010/wordml" xmlns:wpg="http://schemas.microsoft.com/office/word/2010/wordprocessingGroup" xmlns:wpi="http://schemas.microsoft.com/office/word/2010/wordprocessingInk" xmlns:wne="http://schemas.microsoft.com/office/word/2006/wordml" xmlns:wps="http://schemas.microsoft.com/office/word/2010/wordprocessingShape" mc:Ignorable="w14 wp14">
+<w:document xmlns:ns1="http://schemas.openxmlformats.org/markup-compatibility/2006" xmlns:ns2="http://schemas.openxmlformats.org/drawingml/2006/wordprocessingDrawing" xmlns:ns3="http://schemas.openxmlformats.org/drawingml/2006/main" xmlns:ns4="http://schemas.openxmlformats.org/drawingml/2006/picture" xmlns:ns5="http://schemas.openxmlformats.org/officeDocument/2006/relationships" xmlns:w="http://schemas.openxmlformats.org/wordprocessingml/2006/main" ns1:Ignorable="w14 wp14">
   <w:body>
     <w:tbl>
       <w:tblPr>
@@ -50,36 +50,36 @@
             <w:r/>
             <w:r>
               <w:drawing>
-                <wp:inline xmlns:a="http://schemas.openxmlformats.org/drawingml/2006/main" xmlns:pic="http://schemas.openxmlformats.org/drawingml/2006/picture">
-                  <wp:extent cx="756000" cy="894631"/>
-                  <wp:docPr id="1" name="Picture 1"/>
-                  <wp:cNvGraphicFramePr>
-                    <a:graphicFrameLocks noChangeAspect="1"/>
-                  </wp:cNvGraphicFramePr>
-                  <a:graphic>
-                    <a:graphicData uri="http://schemas.openxmlformats.org/drawingml/2006/picture">
-                      <pic:pic>
-                        <pic:nvPicPr>
-                          <pic:cNvPr id="0" name="GLX_LOGO.jpg"/>
-                          <pic:cNvPicPr/>
-                        </pic:nvPicPr>
-                        <pic:blipFill>
-                          <a:blip r:embed="rId10"/>
-                          <a:stretch>
-                            <a:fillRect/>
-                          </a:stretch>
-                        </pic:blipFill>
-                        <pic:spPr>
-                          <a:xfrm>
-                            <a:off x="0" y="0"/>
-                            <a:ext cx="756000" cy="894631"/>
-                          </a:xfrm>
-                          <a:prstGeom prst="rect"/>
-                        </pic:spPr>
-                      </pic:pic>
-                    </a:graphicData>
-                  </a:graphic>
-                </wp:inline>
+                <ns2:inline>
+                  <ns2:extent cx="756000" cy="894631"/>
+                  <ns2:docPr id="1" name="Picture 1"/>
+                  <ns2:cNvGraphicFramePr>
+                    <ns3:graphicFrameLocks noChangeAspect="1"/>
+                  </ns2:cNvGraphicFramePr>
+                  <ns3:graphic>
+                    <ns3:graphicData uri="http://schemas.openxmlformats.org/drawingml/2006/picture">
+                      <ns4:pic>
+                        <ns4:nvPicPr>
+                          <ns4:cNvPr id="0" name="GLX_LOGO.jpg"/>
+                          <ns4:cNvPicPr/>
+                        </ns4:nvPicPr>
+                        <ns4:blipFill>
+                          <ns3:blip ns5:embed="rId10"/>
+                          <ns3:stretch>
+                            <ns3:fillRect/>
+                          </ns3:stretch>
+                        </ns4:blipFill>
+                        <ns4:spPr>
+                          <ns3:xfrm>
+                            <ns3:off x="0" y="0"/>
+                            <ns3:ext cx="756000" cy="894631"/>
+                          </ns3:xfrm>
+                          <ns3:prstGeom prst="rect"/>
+                        </ns4:spPr>
+                      </ns4:pic>
+                    </ns3:graphicData>
+                  </ns3:graphic>
+                </ns2:inline>
               </w:drawing>
             </w:r>
           </w:p>
@@ -185,20 +185,6 @@
           <w:sz w:val="20"/>
         </w:rPr>
         <w:t>N° {{CONTRAT_NUMERO}}</w:t>
-      </w:r>
-    </w:p>
-    <w:p>
-      <w:pPr>
-        <w:keepLines/>
-        <w:spacing w:after="200"/>
-        <w:jc w:val="left"/>
-      </w:pPr>
-      <w:r>
-        <w:rPr>
-          <w:i/>
-          <w:sz w:val="18"/>
-        </w:rPr>
-        <w:t>Canevas interne — clauses à valider par la DAF/RH avant signature.</w:t>
       </w:r>
     </w:p>
     <w:p>
@@ -1004,7 +990,7 @@
       </w:tr>
     </w:tbl>
     <w:sectPr>
-      <w:footerReference w:type="default" r:id="rId9"/>
+      <w:footerReference w:type="default" ns5:id="rId9"/>
       <w:pgSz w:w="11906" w:h="16838"/>
       <w:pgMar w:top="964" w:right="1134" w:bottom="964" w:left="1134" w:header="397" w:footer="397" w:gutter="0"/>
       <w:cols w:space="720"/>
@@ -1015,7 +1001,7 @@
 </file>
 
 <file path=word/footer1.xml><?xml version="1.0" encoding="utf-8"?>
-<w:ftr xmlns:m="http://schemas.openxmlformats.org/officeDocument/2006/math" xmlns:mc="http://schemas.openxmlformats.org/markup-compatibility/2006" xmlns:mo="http://schemas.microsoft.com/office/mac/office/2008/main" xmlns:mv="urn:schemas-microsoft-com:mac:vml" xmlns:o="urn:schemas-microsoft-com:office:office" xmlns:r="http://schemas.openxmlformats.org/officeDocument/2006/relationships" xmlns:v="urn:schemas-microsoft-com:vml" xmlns:w10="urn:schemas-microsoft-com:office:word" xmlns:w14="http://schemas.microsoft.com/office/word/2010/wordml" xmlns:w="http://schemas.openxmlformats.org/wordprocessingml/2006/main" xmlns:wne="http://schemas.microsoft.com/office/word/2006/wordml" xmlns:wp14="http://schemas.microsoft.com/office/word/2010/wordprocessingDrawing" xmlns:wp="http://schemas.openxmlformats.org/drawingml/2006/wordprocessingDrawing" xmlns:wpc="http://schemas.microsoft.com/office/word/2010/wordprocessingCanvas" xmlns:wpg="http://schemas.microsoft.com/office/word/2010/wordprocessingGroup" xmlns:wpi="http://schemas.microsoft.com/office/word/2010/wordprocessingInk" xmlns:wps="http://schemas.microsoft.com/office/word/2010/wordprocessingShape" mc:Ignorable="w14 wp14">
+<w:ftr xmlns:ns1="http://schemas.openxmlformats.org/markup-compatibility/2006" xmlns:w="http://schemas.openxmlformats.org/wordprocessingml/2006/main" ns1:Ignorable="w14 wp14">
   <w:p>
     <w:pPr>
       <w:pStyle w:val="Footer"/>
@@ -1025,7 +1011,7 @@
       <w:rPr>
         <w:sz w:val="16"/>
       </w:rPr>
-      <w:t>{{CONTRAT_NUMERO}}  •  Canevas à valider DAF/RH</w:t>
+      <w:t>{{CONTRAT_NUMERO}}</w:t>
     </w:r>
     <w:r>
       <w:rPr>
